--- a/assistant_liste.docx
+++ b/assistant_liste.docx
@@ -1,6 +1,6 @@
 
 <file path=word/document.xml><?xml version="1.0" encoding="utf-8"?>
-<w:document xmlns:wpc="http://schemas.microsoft.com/office/word/2010/wordprocessingCanvas" xmlns:cx="http://schemas.microsoft.com/office/drawing/2014/chartex" xmlns:cx1="http://schemas.microsoft.com/office/drawing/2015/9/8/chartex" xmlns:cx2="http://schemas.microsoft.com/office/drawing/2015/10/21/chartex" xmlns:cx3="http://schemas.microsoft.com/office/drawing/2016/5/9/chartex" xmlns:cx4="http://schemas.microsoft.com/office/drawing/2016/5/10/chartex" xmlns:cx5="http://schemas.microsoft.com/office/drawing/2016/5/11/chartex" xmlns:cx6="http://schemas.microsoft.com/office/drawing/2016/5/12/chartex" xmlns:cx7="http://schemas.microsoft.com/office/drawing/2016/5/13/chartex" xmlns:cx8="http://schemas.microsoft.com/office/drawing/2016/5/14/chartex" xmlns:mc="http://schemas.openxmlformats.org/markup-compatibility/2006" xmlns:aink="http://schemas.microsoft.com/office/drawing/2016/ink" xmlns:am3d="http://schemas.microsoft.com/office/drawing/2017/model3d" xmlns:o="urn:schemas-microsoft-com:office:office" xmlns:r="http://schemas.openxmlformats.org/officeDocument/2006/relationships" xmlns:m="http://schemas.openxmlformats.org/officeDocument/2006/math" xmlns:v="urn:schemas-microsoft-com:vml" xmlns:wp14="http://schemas.microsoft.com/office/word/2010/wordprocessingDrawing" xmlns:wp="http://schemas.openxmlformats.org/drawingml/2006/wordprocessingDrawing" xmlns:w10="urn:schemas-microsoft-com:office:word" xmlns:w="http://schemas.openxmlformats.org/wordprocessingml/2006/main" xmlns:w14="http://schemas.microsoft.com/office/word/2010/wordml" xmlns:w15="http://schemas.microsoft.com/office/word/2012/wordml" xmlns:w16cex="http://schemas.microsoft.com/office/word/2018/wordml/cex" xmlns:w16cid="http://schemas.microsoft.com/office/word/2016/wordml/cid" xmlns:w16="http://schemas.microsoft.com/office/word/2018/wordml" xmlns:w16sdtdh="http://schemas.microsoft.com/office/word/2020/wordml/sdtdatahash" xmlns:w16se="http://schemas.microsoft.com/office/word/2015/wordml/symex" xmlns:wpg="http://schemas.microsoft.com/office/word/2010/wordprocessingGroup" xmlns:wpi="http://schemas.microsoft.com/office/word/2010/wordprocessingInk" xmlns:wne="http://schemas.microsoft.com/office/word/2006/wordml" xmlns:wps="http://schemas.microsoft.com/office/word/2010/wordprocessingShape" mc:Ignorable="w14 w15 w16se w16cid w16 w16cex w16sdtdh wp14">
+<w:document xmlns:wpc="http://schemas.microsoft.com/office/word/2010/wordprocessingCanvas" xmlns:cx="http://schemas.microsoft.com/office/drawing/2014/chartex" xmlns:cx1="http://schemas.microsoft.com/office/drawing/2015/9/8/chartex" xmlns:cx2="http://schemas.microsoft.com/office/drawing/2015/10/21/chartex" xmlns:cx3="http://schemas.microsoft.com/office/drawing/2016/5/9/chartex" xmlns:cx4="http://schemas.microsoft.com/office/drawing/2016/5/10/chartex" xmlns:cx5="http://schemas.microsoft.com/office/drawing/2016/5/11/chartex" xmlns:cx6="http://schemas.microsoft.com/office/drawing/2016/5/12/chartex" xmlns:cx7="http://schemas.microsoft.com/office/drawing/2016/5/13/chartex" xmlns:cx8="http://schemas.microsoft.com/office/drawing/2016/5/14/chartex" xmlns:mc="http://schemas.openxmlformats.org/markup-compatibility/2006" xmlns:aink="http://schemas.microsoft.com/office/drawing/2016/ink" xmlns:am3d="http://schemas.microsoft.com/office/drawing/2017/model3d" xmlns:o="urn:schemas-microsoft-com:office:office" xmlns:oel="http://schemas.microsoft.com/office/2019/extlst" xmlns:r="http://schemas.openxmlformats.org/officeDocument/2006/relationships" xmlns:m="http://schemas.openxmlformats.org/officeDocument/2006/math" xmlns:v="urn:schemas-microsoft-com:vml" xmlns:wp14="http://schemas.microsoft.com/office/word/2010/wordprocessingDrawing" xmlns:wp="http://schemas.openxmlformats.org/drawingml/2006/wordprocessingDrawing" xmlns:w10="urn:schemas-microsoft-com:office:word" xmlns:w="http://schemas.openxmlformats.org/wordprocessingml/2006/main" xmlns:w14="http://schemas.microsoft.com/office/word/2010/wordml" xmlns:w15="http://schemas.microsoft.com/office/word/2012/wordml" xmlns:w16cex="http://schemas.microsoft.com/office/word/2018/wordml/cex" xmlns:w16cid="http://schemas.microsoft.com/office/word/2016/wordml/cid" xmlns:w16="http://schemas.microsoft.com/office/word/2018/wordml" xmlns:w16du="http://schemas.microsoft.com/office/word/2023/wordml/word16du" xmlns:w16sdtdh="http://schemas.microsoft.com/office/word/2020/wordml/sdtdatahash" xmlns:w16sdtfl="http://schemas.microsoft.com/office/word/2024/wordml/sdtformatlock" xmlns:w16se="http://schemas.microsoft.com/office/word/2015/wordml/symex" xmlns:wpg="http://schemas.microsoft.com/office/word/2010/wordprocessingGroup" xmlns:wpi="http://schemas.microsoft.com/office/word/2010/wordprocessingInk" xmlns:wne="http://schemas.microsoft.com/office/word/2006/wordml" xmlns:wps="http://schemas.microsoft.com/office/word/2010/wordprocessingShape" mc:Ignorable="w14 w15 w16se w16cid w16 w16cex w16sdtdh w16sdtfl w16du wp14">
   <w:body>
     <w:tbl>
       <w:tblPr>
@@ -199,27 +199,7 @@
                 <w:sz w:val="44"/>
                 <w:szCs w:val="44"/>
               </w:rPr>
-              <w:t>0</w:t>
-            </w:r>
-            <w:r>
-              <w:rPr>
-                <w:rFonts w:ascii="Times New Roman" w:hAnsi="Times New Roman" w:cs="Times New Roman"/>
-                <w:b/>
-                <w:noProof/>
-                <w:sz w:val="44"/>
-                <w:szCs w:val="44"/>
-              </w:rPr>
-              <w:t>.</w:t>
-            </w:r>
-            <w:r>
-              <w:rPr>
-                <w:rFonts w:ascii="Times New Roman" w:hAnsi="Times New Roman" w:cs="Times New Roman"/>
-                <w:b/>
-                <w:noProof/>
-                <w:sz w:val="44"/>
-                <w:szCs w:val="44"/>
-              </w:rPr>
-              <w:t>1</w:t>
+              <w:t>1.0</w:t>
             </w:r>
           </w:p>
         </w:tc>
@@ -460,7 +440,6 @@
                 <w:dataBinding w:prefixMappings="xmlns:ns0='http://schemas.microsoft.com/office/2006/metadata/properties' xmlns:ns1='http://www.w3.org/2001/XMLSchema-instance' xmlns:ns2='http://schemas.microsoft.com/office/infopath/2007/PartnerControls' xmlns:ns3='a1322699-2fbb-4cce-8aba-176c4fa97253' xmlns:ns4='http://schemas.microsoft.com/sharepoint/v3' xmlns:ns5='http://schemas.microsoft.com/sharepoint/v3/fields' xmlns:ns6='f0ff482e-aa3b-417e-9d65-5f4cb2656651' " w:xpath="/ns0:properties[1]/documentManagement[1]/ns3:Version_IGN[1]" w:storeItemID="{1159403A-C237-488E-8C5E-DABF9FCE7043}"/>
                 <w:text/>
               </w:sdtPr>
-              <w:sdtEndPr/>
               <w:sdtContent>
                 <w:r>
                   <w:rPr>
@@ -476,7 +455,7 @@
                     <w:b/>
                     <w:szCs w:val="18"/>
                   </w:rPr>
-                  <w:t>0.1</w:t>
+                  <w:t>1.0</w:t>
                 </w:r>
               </w:sdtContent>
             </w:sdt>
@@ -502,7 +481,6 @@
               <w:calendar w:val="gregorian"/>
             </w:date>
           </w:sdtPr>
-          <w:sdtEndPr/>
           <w:sdtContent>
             <w:tc>
               <w:tcPr>
@@ -915,7 +893,6 @@
                 <w:calendar w:val="gregorian"/>
               </w:date>
             </w:sdtPr>
-            <w:sdtEndPr/>
             <w:sdtContent>
               <w:p>
                 <w:pPr>
@@ -1140,7 +1117,7 @@
                 <w:rFonts w:cs="Arial"/>
                 <w:szCs w:val="18"/>
               </w:rPr>
-              <w:t>0.1</w:t>
+              <w:t>1.0</w:t>
             </w:r>
           </w:p>
         </w:tc>
@@ -2796,7 +2773,7 @@
           <w:noProof/>
         </w:rPr>
         <w:drawing>
-          <wp:inline distT="0" distB="0" distL="0" distR="0" wp14:anchorId="1623B613" wp14:editId="23C4A0D3">
+          <wp:inline distT="0" distB="0" distL="0" distR="0" wp14:anchorId="1623B613" wp14:editId="21B9A1AD">
             <wp:extent cx="1657637" cy="1963972"/>
             <wp:effectExtent l="0" t="0" r="0" b="0"/>
             <wp:docPr id="1" name="Image 1"/>
@@ -3357,7 +3334,7 @@
     <w:p>
       <w:r>
         <w:pict w14:anchorId="10F6FB7E">
-          <v:shape id="Image 13" o:spid="_x0000_i1051" type="#_x0000_t75" style="width:18.15pt;height:13.15pt;visibility:visible;mso-wrap-style:square" o:bullet="t">
+          <v:shape id="Image 13" o:spid="_x0000_i1027" type="#_x0000_t75" style="width:18pt;height:13.5pt;visibility:visible;mso-wrap-style:square" o:bullet="t">
             <v:imagedata r:id="rId22" o:title=""/>
           </v:shape>
         </w:pict>
@@ -3814,10 +3791,7 @@
         </w:numPr>
       </w:pPr>
       <w:r>
-        <w:t>Une ou plusieurs lignes sont ajoutées à la liste</w:t>
-      </w:r>
-      <w:r>
-        <w:t xml:space="preserve"> « A »</w:t>
+        <w:t>Une ou plusieurs lignes sont ajoutées à la liste « A »</w:t>
       </w:r>
     </w:p>
     <w:p>
@@ -3864,19 +3838,7 @@
         </w:numPr>
       </w:pPr>
       <w:r>
-        <w:t xml:space="preserve">La ou les ligne sont </w:t>
-      </w:r>
-      <w:r>
-        <w:t>ajoutées</w:t>
-      </w:r>
-      <w:r>
-        <w:t xml:space="preserve"> de la liste « </w:t>
-      </w:r>
-      <w:r>
-        <w:t>B</w:t>
-      </w:r>
-      <w:r>
-        <w:t> »</w:t>
+        <w:t>La ou les ligne sont ajoutées de la liste « B »</w:t>
       </w:r>
     </w:p>
     <w:p>
@@ -4099,10 +4061,7 @@
     </w:p>
     <w:p>
       <w:r>
-        <w:t xml:space="preserve">Si plusieurs lignes correspondent à des entités appartenant à différentes couches, une table attributaire sera ouverte pour chaque </w:t>
-      </w:r>
-      <w:r>
-        <w:t>couche.</w:t>
+        <w:t>Si plusieurs lignes correspondent à des entités appartenant à différentes couches, une table attributaire sera ouverte pour chaque couche.</w:t>
       </w:r>
     </w:p>
     <w:sectPr>
@@ -4118,7 +4077,7 @@
 </file>
 
 <file path=word/endnotes.xml><?xml version="1.0" encoding="utf-8"?>
-<w:endnotes xmlns:wpc="http://schemas.microsoft.com/office/word/2010/wordprocessingCanvas" xmlns:cx="http://schemas.microsoft.com/office/drawing/2014/chartex" xmlns:cx1="http://schemas.microsoft.com/office/drawing/2015/9/8/chartex" xmlns:cx2="http://schemas.microsoft.com/office/drawing/2015/10/21/chartex" xmlns:cx3="http://schemas.microsoft.com/office/drawing/2016/5/9/chartex" xmlns:cx4="http://schemas.microsoft.com/office/drawing/2016/5/10/chartex" xmlns:cx5="http://schemas.microsoft.com/office/drawing/2016/5/11/chartex" xmlns:cx6="http://schemas.microsoft.com/office/drawing/2016/5/12/chartex" xmlns:cx7="http://schemas.microsoft.com/office/drawing/2016/5/13/chartex" xmlns:cx8="http://schemas.microsoft.com/office/drawing/2016/5/14/chartex" xmlns:mc="http://schemas.openxmlformats.org/markup-compatibility/2006" xmlns:aink="http://schemas.microsoft.com/office/drawing/2016/ink" xmlns:am3d="http://schemas.microsoft.com/office/drawing/2017/model3d" xmlns:o="urn:schemas-microsoft-com:office:office" xmlns:r="http://schemas.openxmlformats.org/officeDocument/2006/relationships" xmlns:m="http://schemas.openxmlformats.org/officeDocument/2006/math" xmlns:v="urn:schemas-microsoft-com:vml" xmlns:wp14="http://schemas.microsoft.com/office/word/2010/wordprocessingDrawing" xmlns:wp="http://schemas.openxmlformats.org/drawingml/2006/wordprocessingDrawing" xmlns:w10="urn:schemas-microsoft-com:office:word" xmlns:w="http://schemas.openxmlformats.org/wordprocessingml/2006/main" xmlns:w14="http://schemas.microsoft.com/office/word/2010/wordml" xmlns:w15="http://schemas.microsoft.com/office/word/2012/wordml" xmlns:w16cex="http://schemas.microsoft.com/office/word/2018/wordml/cex" xmlns:w16cid="http://schemas.microsoft.com/office/word/2016/wordml/cid" xmlns:w16="http://schemas.microsoft.com/office/word/2018/wordml" xmlns:w16sdtdh="http://schemas.microsoft.com/office/word/2020/wordml/sdtdatahash" xmlns:w16se="http://schemas.microsoft.com/office/word/2015/wordml/symex" xmlns:wpg="http://schemas.microsoft.com/office/word/2010/wordprocessingGroup" xmlns:wpi="http://schemas.microsoft.com/office/word/2010/wordprocessingInk" xmlns:wne="http://schemas.microsoft.com/office/word/2006/wordml" xmlns:wps="http://schemas.microsoft.com/office/word/2010/wordprocessingShape" mc:Ignorable="w14 w15 w16se w16cid w16 w16cex w16sdtdh wp14">
+<w:endnotes xmlns:wpc="http://schemas.microsoft.com/office/word/2010/wordprocessingCanvas" xmlns:cx="http://schemas.microsoft.com/office/drawing/2014/chartex" xmlns:cx1="http://schemas.microsoft.com/office/drawing/2015/9/8/chartex" xmlns:cx2="http://schemas.microsoft.com/office/drawing/2015/10/21/chartex" xmlns:cx3="http://schemas.microsoft.com/office/drawing/2016/5/9/chartex" xmlns:cx4="http://schemas.microsoft.com/office/drawing/2016/5/10/chartex" xmlns:cx5="http://schemas.microsoft.com/office/drawing/2016/5/11/chartex" xmlns:cx6="http://schemas.microsoft.com/office/drawing/2016/5/12/chartex" xmlns:cx7="http://schemas.microsoft.com/office/drawing/2016/5/13/chartex" xmlns:cx8="http://schemas.microsoft.com/office/drawing/2016/5/14/chartex" xmlns:mc="http://schemas.openxmlformats.org/markup-compatibility/2006" xmlns:aink="http://schemas.microsoft.com/office/drawing/2016/ink" xmlns:am3d="http://schemas.microsoft.com/office/drawing/2017/model3d" xmlns:o="urn:schemas-microsoft-com:office:office" xmlns:oel="http://schemas.microsoft.com/office/2019/extlst" xmlns:r="http://schemas.openxmlformats.org/officeDocument/2006/relationships" xmlns:m="http://schemas.openxmlformats.org/officeDocument/2006/math" xmlns:v="urn:schemas-microsoft-com:vml" xmlns:wp14="http://schemas.microsoft.com/office/word/2010/wordprocessingDrawing" xmlns:wp="http://schemas.openxmlformats.org/drawingml/2006/wordprocessingDrawing" xmlns:w10="urn:schemas-microsoft-com:office:word" xmlns:w="http://schemas.openxmlformats.org/wordprocessingml/2006/main" xmlns:w14="http://schemas.microsoft.com/office/word/2010/wordml" xmlns:w15="http://schemas.microsoft.com/office/word/2012/wordml" xmlns:w16cex="http://schemas.microsoft.com/office/word/2018/wordml/cex" xmlns:w16cid="http://schemas.microsoft.com/office/word/2016/wordml/cid" xmlns:w16="http://schemas.microsoft.com/office/word/2018/wordml" xmlns:w16du="http://schemas.microsoft.com/office/word/2023/wordml/word16du" xmlns:w16sdtdh="http://schemas.microsoft.com/office/word/2020/wordml/sdtdatahash" xmlns:w16sdtfl="http://schemas.microsoft.com/office/word/2024/wordml/sdtformatlock" xmlns:w16se="http://schemas.microsoft.com/office/word/2015/wordml/symex" xmlns:wpg="http://schemas.microsoft.com/office/word/2010/wordprocessingGroup" xmlns:wpi="http://schemas.microsoft.com/office/word/2010/wordprocessingInk" xmlns:wne="http://schemas.microsoft.com/office/word/2006/wordml" xmlns:wps="http://schemas.microsoft.com/office/word/2010/wordprocessingShape" mc:Ignorable="w14 w15 w16se w16cid w16 w16cex w16sdtdh w16sdtfl w16du wp14">
   <w:endnote w:type="separator" w:id="-1">
     <w:p>
       <w:r>
@@ -4137,7 +4096,7 @@
 </file>
 
 <file path=word/footer1.xml><?xml version="1.0" encoding="utf-8"?>
-<w:ftr xmlns:wpc="http://schemas.microsoft.com/office/word/2010/wordprocessingCanvas" xmlns:cx="http://schemas.microsoft.com/office/drawing/2014/chartex" xmlns:cx1="http://schemas.microsoft.com/office/drawing/2015/9/8/chartex" xmlns:cx2="http://schemas.microsoft.com/office/drawing/2015/10/21/chartex" xmlns:cx3="http://schemas.microsoft.com/office/drawing/2016/5/9/chartex" xmlns:cx4="http://schemas.microsoft.com/office/drawing/2016/5/10/chartex" xmlns:cx5="http://schemas.microsoft.com/office/drawing/2016/5/11/chartex" xmlns:cx6="http://schemas.microsoft.com/office/drawing/2016/5/12/chartex" xmlns:cx7="http://schemas.microsoft.com/office/drawing/2016/5/13/chartex" xmlns:cx8="http://schemas.microsoft.com/office/drawing/2016/5/14/chartex" xmlns:mc="http://schemas.openxmlformats.org/markup-compatibility/2006" xmlns:aink="http://schemas.microsoft.com/office/drawing/2016/ink" xmlns:am3d="http://schemas.microsoft.com/office/drawing/2017/model3d" xmlns:o="urn:schemas-microsoft-com:office:office" xmlns:r="http://schemas.openxmlformats.org/officeDocument/2006/relationships" xmlns:m="http://schemas.openxmlformats.org/officeDocument/2006/math" xmlns:v="urn:schemas-microsoft-com:vml" xmlns:wp14="http://schemas.microsoft.com/office/word/2010/wordprocessingDrawing" xmlns:wp="http://schemas.openxmlformats.org/drawingml/2006/wordprocessingDrawing" xmlns:w10="urn:schemas-microsoft-com:office:word" xmlns:w="http://schemas.openxmlformats.org/wordprocessingml/2006/main" xmlns:w14="http://schemas.microsoft.com/office/word/2010/wordml" xmlns:w15="http://schemas.microsoft.com/office/word/2012/wordml" xmlns:w16cex="http://schemas.microsoft.com/office/word/2018/wordml/cex" xmlns:w16cid="http://schemas.microsoft.com/office/word/2016/wordml/cid" xmlns:w16="http://schemas.microsoft.com/office/word/2018/wordml" xmlns:w16sdtdh="http://schemas.microsoft.com/office/word/2020/wordml/sdtdatahash" xmlns:w16se="http://schemas.microsoft.com/office/word/2015/wordml/symex" xmlns:wpg="http://schemas.microsoft.com/office/word/2010/wordprocessingGroup" xmlns:wpi="http://schemas.microsoft.com/office/word/2010/wordprocessingInk" xmlns:wne="http://schemas.microsoft.com/office/word/2006/wordml" xmlns:wps="http://schemas.microsoft.com/office/word/2010/wordprocessingShape" mc:Ignorable="w14 w15 w16se w16cid w16 w16cex w16sdtdh wp14">
+<w:ftr xmlns:wpc="http://schemas.microsoft.com/office/word/2010/wordprocessingCanvas" xmlns:cx="http://schemas.microsoft.com/office/drawing/2014/chartex" xmlns:cx1="http://schemas.microsoft.com/office/drawing/2015/9/8/chartex" xmlns:cx2="http://schemas.microsoft.com/office/drawing/2015/10/21/chartex" xmlns:cx3="http://schemas.microsoft.com/office/drawing/2016/5/9/chartex" xmlns:cx4="http://schemas.microsoft.com/office/drawing/2016/5/10/chartex" xmlns:cx5="http://schemas.microsoft.com/office/drawing/2016/5/11/chartex" xmlns:cx6="http://schemas.microsoft.com/office/drawing/2016/5/12/chartex" xmlns:cx7="http://schemas.microsoft.com/office/drawing/2016/5/13/chartex" xmlns:cx8="http://schemas.microsoft.com/office/drawing/2016/5/14/chartex" xmlns:mc="http://schemas.openxmlformats.org/markup-compatibility/2006" xmlns:aink="http://schemas.microsoft.com/office/drawing/2016/ink" xmlns:am3d="http://schemas.microsoft.com/office/drawing/2017/model3d" xmlns:o="urn:schemas-microsoft-com:office:office" xmlns:oel="http://schemas.microsoft.com/office/2019/extlst" xmlns:r="http://schemas.openxmlformats.org/officeDocument/2006/relationships" xmlns:m="http://schemas.openxmlformats.org/officeDocument/2006/math" xmlns:v="urn:schemas-microsoft-com:vml" xmlns:wp14="http://schemas.microsoft.com/office/word/2010/wordprocessingDrawing" xmlns:wp="http://schemas.openxmlformats.org/drawingml/2006/wordprocessingDrawing" xmlns:w10="urn:schemas-microsoft-com:office:word" xmlns:w="http://schemas.openxmlformats.org/wordprocessingml/2006/main" xmlns:w14="http://schemas.microsoft.com/office/word/2010/wordml" xmlns:w15="http://schemas.microsoft.com/office/word/2012/wordml" xmlns:w16cex="http://schemas.microsoft.com/office/word/2018/wordml/cex" xmlns:w16cid="http://schemas.microsoft.com/office/word/2016/wordml/cid" xmlns:w16="http://schemas.microsoft.com/office/word/2018/wordml" xmlns:w16du="http://schemas.microsoft.com/office/word/2023/wordml/word16du" xmlns:w16sdtdh="http://schemas.microsoft.com/office/word/2020/wordml/sdtdatahash" xmlns:w16sdtfl="http://schemas.microsoft.com/office/word/2024/wordml/sdtformatlock" xmlns:w16se="http://schemas.microsoft.com/office/word/2015/wordml/symex" xmlns:wpg="http://schemas.microsoft.com/office/word/2010/wordprocessingGroup" xmlns:wpi="http://schemas.microsoft.com/office/word/2010/wordprocessingInk" xmlns:wne="http://schemas.microsoft.com/office/word/2006/wordml" xmlns:wps="http://schemas.microsoft.com/office/word/2010/wordprocessingShape" mc:Ignorable="w14 w15 w16se w16cid w16 w16cex w16sdtdh w16sdtfl w16du wp14">
   <w:tbl>
     <w:tblPr>
       <w:tblW w:w="10228" w:type="dxa"/>
@@ -4348,7 +4307,6 @@
               <w:calendar w:val="gregorian"/>
             </w:date>
           </w:sdtPr>
-          <w:sdtEndPr/>
           <w:sdtContent>
             <w:p>
               <w:pPr>
@@ -4537,7 +4495,7 @@
 </file>
 
 <file path=word/footer2.xml><?xml version="1.0" encoding="utf-8"?>
-<w:ftr xmlns:wpc="http://schemas.microsoft.com/office/word/2010/wordprocessingCanvas" xmlns:cx="http://schemas.microsoft.com/office/drawing/2014/chartex" xmlns:cx1="http://schemas.microsoft.com/office/drawing/2015/9/8/chartex" xmlns:cx2="http://schemas.microsoft.com/office/drawing/2015/10/21/chartex" xmlns:cx3="http://schemas.microsoft.com/office/drawing/2016/5/9/chartex" xmlns:cx4="http://schemas.microsoft.com/office/drawing/2016/5/10/chartex" xmlns:cx5="http://schemas.microsoft.com/office/drawing/2016/5/11/chartex" xmlns:cx6="http://schemas.microsoft.com/office/drawing/2016/5/12/chartex" xmlns:cx7="http://schemas.microsoft.com/office/drawing/2016/5/13/chartex" xmlns:cx8="http://schemas.microsoft.com/office/drawing/2016/5/14/chartex" xmlns:mc="http://schemas.openxmlformats.org/markup-compatibility/2006" xmlns:aink="http://schemas.microsoft.com/office/drawing/2016/ink" xmlns:am3d="http://schemas.microsoft.com/office/drawing/2017/model3d" xmlns:o="urn:schemas-microsoft-com:office:office" xmlns:r="http://schemas.openxmlformats.org/officeDocument/2006/relationships" xmlns:m="http://schemas.openxmlformats.org/officeDocument/2006/math" xmlns:v="urn:schemas-microsoft-com:vml" xmlns:wp14="http://schemas.microsoft.com/office/word/2010/wordprocessingDrawing" xmlns:wp="http://schemas.openxmlformats.org/drawingml/2006/wordprocessingDrawing" xmlns:w10="urn:schemas-microsoft-com:office:word" xmlns:w="http://schemas.openxmlformats.org/wordprocessingml/2006/main" xmlns:w14="http://schemas.microsoft.com/office/word/2010/wordml" xmlns:w15="http://schemas.microsoft.com/office/word/2012/wordml" xmlns:w16cex="http://schemas.microsoft.com/office/word/2018/wordml/cex" xmlns:w16cid="http://schemas.microsoft.com/office/word/2016/wordml/cid" xmlns:w16="http://schemas.microsoft.com/office/word/2018/wordml" xmlns:w16sdtdh="http://schemas.microsoft.com/office/word/2020/wordml/sdtdatahash" xmlns:w16se="http://schemas.microsoft.com/office/word/2015/wordml/symex" xmlns:wpg="http://schemas.microsoft.com/office/word/2010/wordprocessingGroup" xmlns:wpi="http://schemas.microsoft.com/office/word/2010/wordprocessingInk" xmlns:wne="http://schemas.microsoft.com/office/word/2006/wordml" xmlns:wps="http://schemas.microsoft.com/office/word/2010/wordprocessingShape" mc:Ignorable="w14 w15 w16se w16cid w16 w16cex w16sdtdh wp14">
+<w:ftr xmlns:wpc="http://schemas.microsoft.com/office/word/2010/wordprocessingCanvas" xmlns:cx="http://schemas.microsoft.com/office/drawing/2014/chartex" xmlns:cx1="http://schemas.microsoft.com/office/drawing/2015/9/8/chartex" xmlns:cx2="http://schemas.microsoft.com/office/drawing/2015/10/21/chartex" xmlns:cx3="http://schemas.microsoft.com/office/drawing/2016/5/9/chartex" xmlns:cx4="http://schemas.microsoft.com/office/drawing/2016/5/10/chartex" xmlns:cx5="http://schemas.microsoft.com/office/drawing/2016/5/11/chartex" xmlns:cx6="http://schemas.microsoft.com/office/drawing/2016/5/12/chartex" xmlns:cx7="http://schemas.microsoft.com/office/drawing/2016/5/13/chartex" xmlns:cx8="http://schemas.microsoft.com/office/drawing/2016/5/14/chartex" xmlns:mc="http://schemas.openxmlformats.org/markup-compatibility/2006" xmlns:aink="http://schemas.microsoft.com/office/drawing/2016/ink" xmlns:am3d="http://schemas.microsoft.com/office/drawing/2017/model3d" xmlns:o="urn:schemas-microsoft-com:office:office" xmlns:oel="http://schemas.microsoft.com/office/2019/extlst" xmlns:r="http://schemas.openxmlformats.org/officeDocument/2006/relationships" xmlns:m="http://schemas.openxmlformats.org/officeDocument/2006/math" xmlns:v="urn:schemas-microsoft-com:vml" xmlns:wp14="http://schemas.microsoft.com/office/word/2010/wordprocessingDrawing" xmlns:wp="http://schemas.openxmlformats.org/drawingml/2006/wordprocessingDrawing" xmlns:w10="urn:schemas-microsoft-com:office:word" xmlns:w="http://schemas.openxmlformats.org/wordprocessingml/2006/main" xmlns:w14="http://schemas.microsoft.com/office/word/2010/wordml" xmlns:w15="http://schemas.microsoft.com/office/word/2012/wordml" xmlns:w16cex="http://schemas.microsoft.com/office/word/2018/wordml/cex" xmlns:w16cid="http://schemas.microsoft.com/office/word/2016/wordml/cid" xmlns:w16="http://schemas.microsoft.com/office/word/2018/wordml" xmlns:w16du="http://schemas.microsoft.com/office/word/2023/wordml/word16du" xmlns:w16sdtdh="http://schemas.microsoft.com/office/word/2020/wordml/sdtdatahash" xmlns:w16sdtfl="http://schemas.microsoft.com/office/word/2024/wordml/sdtformatlock" xmlns:w16se="http://schemas.microsoft.com/office/word/2015/wordml/symex" xmlns:wpg="http://schemas.microsoft.com/office/word/2010/wordprocessingGroup" xmlns:wpi="http://schemas.microsoft.com/office/word/2010/wordprocessingInk" xmlns:wne="http://schemas.microsoft.com/office/word/2006/wordml" xmlns:wps="http://schemas.microsoft.com/office/word/2010/wordprocessingShape" mc:Ignorable="w14 w15 w16se w16cid w16 w16cex w16sdtdh w16sdtfl w16du wp14">
   <w:p>
     <w:pPr>
       <w:pStyle w:val="Pieddepage"/>
@@ -4585,7 +4543,7 @@
 </file>
 
 <file path=word/footnotes.xml><?xml version="1.0" encoding="utf-8"?>
-<w:footnotes xmlns:wpc="http://schemas.microsoft.com/office/word/2010/wordprocessingCanvas" xmlns:cx="http://schemas.microsoft.com/office/drawing/2014/chartex" xmlns:cx1="http://schemas.microsoft.com/office/drawing/2015/9/8/chartex" xmlns:cx2="http://schemas.microsoft.com/office/drawing/2015/10/21/chartex" xmlns:cx3="http://schemas.microsoft.com/office/drawing/2016/5/9/chartex" xmlns:cx4="http://schemas.microsoft.com/office/drawing/2016/5/10/chartex" xmlns:cx5="http://schemas.microsoft.com/office/drawing/2016/5/11/chartex" xmlns:cx6="http://schemas.microsoft.com/office/drawing/2016/5/12/chartex" xmlns:cx7="http://schemas.microsoft.com/office/drawing/2016/5/13/chartex" xmlns:cx8="http://schemas.microsoft.com/office/drawing/2016/5/14/chartex" xmlns:mc="http://schemas.openxmlformats.org/markup-compatibility/2006" xmlns:aink="http://schemas.microsoft.com/office/drawing/2016/ink" xmlns:am3d="http://schemas.microsoft.com/office/drawing/2017/model3d" xmlns:o="urn:schemas-microsoft-com:office:office" xmlns:r="http://schemas.openxmlformats.org/officeDocument/2006/relationships" xmlns:m="http://schemas.openxmlformats.org/officeDocument/2006/math" xmlns:v="urn:schemas-microsoft-com:vml" xmlns:wp14="http://schemas.microsoft.com/office/word/2010/wordprocessingDrawing" xmlns:wp="http://schemas.openxmlformats.org/drawingml/2006/wordprocessingDrawing" xmlns:w10="urn:schemas-microsoft-com:office:word" xmlns:w="http://schemas.openxmlformats.org/wordprocessingml/2006/main" xmlns:w14="http://schemas.microsoft.com/office/word/2010/wordml" xmlns:w15="http://schemas.microsoft.com/office/word/2012/wordml" xmlns:w16cex="http://schemas.microsoft.com/office/word/2018/wordml/cex" xmlns:w16cid="http://schemas.microsoft.com/office/word/2016/wordml/cid" xmlns:w16="http://schemas.microsoft.com/office/word/2018/wordml" xmlns:w16sdtdh="http://schemas.microsoft.com/office/word/2020/wordml/sdtdatahash" xmlns:w16se="http://schemas.microsoft.com/office/word/2015/wordml/symex" xmlns:wpg="http://schemas.microsoft.com/office/word/2010/wordprocessingGroup" xmlns:wpi="http://schemas.microsoft.com/office/word/2010/wordprocessingInk" xmlns:wne="http://schemas.microsoft.com/office/word/2006/wordml" xmlns:wps="http://schemas.microsoft.com/office/word/2010/wordprocessingShape" mc:Ignorable="w14 w15 w16se w16cid w16 w16cex w16sdtdh wp14">
+<w:footnotes xmlns:wpc="http://schemas.microsoft.com/office/word/2010/wordprocessingCanvas" xmlns:cx="http://schemas.microsoft.com/office/drawing/2014/chartex" xmlns:cx1="http://schemas.microsoft.com/office/drawing/2015/9/8/chartex" xmlns:cx2="http://schemas.microsoft.com/office/drawing/2015/10/21/chartex" xmlns:cx3="http://schemas.microsoft.com/office/drawing/2016/5/9/chartex" xmlns:cx4="http://schemas.microsoft.com/office/drawing/2016/5/10/chartex" xmlns:cx5="http://schemas.microsoft.com/office/drawing/2016/5/11/chartex" xmlns:cx6="http://schemas.microsoft.com/office/drawing/2016/5/12/chartex" xmlns:cx7="http://schemas.microsoft.com/office/drawing/2016/5/13/chartex" xmlns:cx8="http://schemas.microsoft.com/office/drawing/2016/5/14/chartex" xmlns:mc="http://schemas.openxmlformats.org/markup-compatibility/2006" xmlns:aink="http://schemas.microsoft.com/office/drawing/2016/ink" xmlns:am3d="http://schemas.microsoft.com/office/drawing/2017/model3d" xmlns:o="urn:schemas-microsoft-com:office:office" xmlns:oel="http://schemas.microsoft.com/office/2019/extlst" xmlns:r="http://schemas.openxmlformats.org/officeDocument/2006/relationships" xmlns:m="http://schemas.openxmlformats.org/officeDocument/2006/math" xmlns:v="urn:schemas-microsoft-com:vml" xmlns:wp14="http://schemas.microsoft.com/office/word/2010/wordprocessingDrawing" xmlns:wp="http://schemas.openxmlformats.org/drawingml/2006/wordprocessingDrawing" xmlns:w10="urn:schemas-microsoft-com:office:word" xmlns:w="http://schemas.openxmlformats.org/wordprocessingml/2006/main" xmlns:w14="http://schemas.microsoft.com/office/word/2010/wordml" xmlns:w15="http://schemas.microsoft.com/office/word/2012/wordml" xmlns:w16cex="http://schemas.microsoft.com/office/word/2018/wordml/cex" xmlns:w16cid="http://schemas.microsoft.com/office/word/2016/wordml/cid" xmlns:w16="http://schemas.microsoft.com/office/word/2018/wordml" xmlns:w16du="http://schemas.microsoft.com/office/word/2023/wordml/word16du" xmlns:w16sdtdh="http://schemas.microsoft.com/office/word/2020/wordml/sdtdatahash" xmlns:w16sdtfl="http://schemas.microsoft.com/office/word/2024/wordml/sdtformatlock" xmlns:w16se="http://schemas.microsoft.com/office/word/2015/wordml/symex" xmlns:wpg="http://schemas.microsoft.com/office/word/2010/wordprocessingGroup" xmlns:wpi="http://schemas.microsoft.com/office/word/2010/wordprocessingInk" xmlns:wne="http://schemas.microsoft.com/office/word/2006/wordml" xmlns:wps="http://schemas.microsoft.com/office/word/2010/wordprocessingShape" mc:Ignorable="w14 w15 w16se w16cid w16 w16cex w16sdtdh w16sdtfl w16du wp14">
   <w:footnote w:type="separator" w:id="-1">
     <w:p>
       <w:r>
@@ -4604,7 +4562,7 @@
 </file>
 
 <file path=word/numbering.xml><?xml version="1.0" encoding="utf-8"?>
-<w:numbering xmlns:wpc="http://schemas.microsoft.com/office/word/2010/wordprocessingCanvas" xmlns:cx="http://schemas.microsoft.com/office/drawing/2014/chartex" xmlns:cx1="http://schemas.microsoft.com/office/drawing/2015/9/8/chartex" xmlns:cx2="http://schemas.microsoft.com/office/drawing/2015/10/21/chartex" xmlns:cx3="http://schemas.microsoft.com/office/drawing/2016/5/9/chartex" xmlns:cx4="http://schemas.microsoft.com/office/drawing/2016/5/10/chartex" xmlns:cx5="http://schemas.microsoft.com/office/drawing/2016/5/11/chartex" xmlns:cx6="http://schemas.microsoft.com/office/drawing/2016/5/12/chartex" xmlns:cx7="http://schemas.microsoft.com/office/drawing/2016/5/13/chartex" xmlns:cx8="http://schemas.microsoft.com/office/drawing/2016/5/14/chartex" xmlns:mc="http://schemas.openxmlformats.org/markup-compatibility/2006" xmlns:aink="http://schemas.microsoft.com/office/drawing/2016/ink" xmlns:am3d="http://schemas.microsoft.com/office/drawing/2017/model3d" xmlns:o="urn:schemas-microsoft-com:office:office" xmlns:r="http://schemas.openxmlformats.org/officeDocument/2006/relationships" xmlns:m="http://schemas.openxmlformats.org/officeDocument/2006/math" xmlns:v="urn:schemas-microsoft-com:vml" xmlns:wp14="http://schemas.microsoft.com/office/word/2010/wordprocessingDrawing" xmlns:wp="http://schemas.openxmlformats.org/drawingml/2006/wordprocessingDrawing" xmlns:w10="urn:schemas-microsoft-com:office:word" xmlns:w="http://schemas.openxmlformats.org/wordprocessingml/2006/main" xmlns:w14="http://schemas.microsoft.com/office/word/2010/wordml" xmlns:w15="http://schemas.microsoft.com/office/word/2012/wordml" xmlns:w16cex="http://schemas.microsoft.com/office/word/2018/wordml/cex" xmlns:w16cid="http://schemas.microsoft.com/office/word/2016/wordml/cid" xmlns:w16="http://schemas.microsoft.com/office/word/2018/wordml" xmlns:w16sdtdh="http://schemas.microsoft.com/office/word/2020/wordml/sdtdatahash" xmlns:w16se="http://schemas.microsoft.com/office/word/2015/wordml/symex" xmlns:wpg="http://schemas.microsoft.com/office/word/2010/wordprocessingGroup" xmlns:wpi="http://schemas.microsoft.com/office/word/2010/wordprocessingInk" xmlns:wne="http://schemas.microsoft.com/office/word/2006/wordml" xmlns:wps="http://schemas.microsoft.com/office/word/2010/wordprocessingShape" mc:Ignorable="w14 w15 w16se w16cid w16 w16cex w16sdtdh wp14">
+<w:numbering xmlns:wpc="http://schemas.microsoft.com/office/word/2010/wordprocessingCanvas" xmlns:cx="http://schemas.microsoft.com/office/drawing/2014/chartex" xmlns:cx1="http://schemas.microsoft.com/office/drawing/2015/9/8/chartex" xmlns:cx2="http://schemas.microsoft.com/office/drawing/2015/10/21/chartex" xmlns:cx3="http://schemas.microsoft.com/office/drawing/2016/5/9/chartex" xmlns:cx4="http://schemas.microsoft.com/office/drawing/2016/5/10/chartex" xmlns:cx5="http://schemas.microsoft.com/office/drawing/2016/5/11/chartex" xmlns:cx6="http://schemas.microsoft.com/office/drawing/2016/5/12/chartex" xmlns:cx7="http://schemas.microsoft.com/office/drawing/2016/5/13/chartex" xmlns:cx8="http://schemas.microsoft.com/office/drawing/2016/5/14/chartex" xmlns:mc="http://schemas.openxmlformats.org/markup-compatibility/2006" xmlns:aink="http://schemas.microsoft.com/office/drawing/2016/ink" xmlns:am3d="http://schemas.microsoft.com/office/drawing/2017/model3d" xmlns:o="urn:schemas-microsoft-com:office:office" xmlns:oel="http://schemas.microsoft.com/office/2019/extlst" xmlns:r="http://schemas.openxmlformats.org/officeDocument/2006/relationships" xmlns:m="http://schemas.openxmlformats.org/officeDocument/2006/math" xmlns:v="urn:schemas-microsoft-com:vml" xmlns:wp14="http://schemas.microsoft.com/office/word/2010/wordprocessingDrawing" xmlns:wp="http://schemas.openxmlformats.org/drawingml/2006/wordprocessingDrawing" xmlns:w10="urn:schemas-microsoft-com:office:word" xmlns:w="http://schemas.openxmlformats.org/wordprocessingml/2006/main" xmlns:w14="http://schemas.microsoft.com/office/word/2010/wordml" xmlns:w15="http://schemas.microsoft.com/office/word/2012/wordml" xmlns:w16cex="http://schemas.microsoft.com/office/word/2018/wordml/cex" xmlns:w16cid="http://schemas.microsoft.com/office/word/2016/wordml/cid" xmlns:w16="http://schemas.microsoft.com/office/word/2018/wordml" xmlns:w16du="http://schemas.microsoft.com/office/word/2023/wordml/word16du" xmlns:w16sdtdh="http://schemas.microsoft.com/office/word/2020/wordml/sdtdatahash" xmlns:w16sdtfl="http://schemas.microsoft.com/office/word/2024/wordml/sdtformatlock" xmlns:w16se="http://schemas.microsoft.com/office/word/2015/wordml/symex" xmlns:wpg="http://schemas.microsoft.com/office/word/2010/wordprocessingGroup" xmlns:wpi="http://schemas.microsoft.com/office/word/2010/wordprocessingInk" xmlns:wne="http://schemas.microsoft.com/office/word/2006/wordml" xmlns:wps="http://schemas.microsoft.com/office/word/2010/wordprocessingShape" mc:Ignorable="w14 w15 w16se w16cid w16 w16cex w16sdtdh w16sdtfl w16du wp14">
   <w:numPicBullet w:numPicBulletId="0">
     <w:pict>
       <v:shapetype id="_x0000_t75" coordsize="21600,21600" o:spt="75" o:preferrelative="t" path="m@4@5l@4@11@9@11@9@5xe" filled="f" stroked="f">
@@ -4626,14 +4584,14 @@
         <v:path o:extrusionok="f" gradientshapeok="t" o:connecttype="rect"/>
         <o:lock v:ext="edit" aspectratio="t"/>
       </v:shapetype>
-      <v:shape id="Image 32" o:spid="_x0000_i1310" type="#_x0000_t75" style="width:21.3pt;height:22.55pt;visibility:visible;mso-wrap-style:square" o:bullet="t">
+      <v:shape id="_x0000_i1028" type="#_x0000_t75" style="width:21pt;height:22.5pt;visibility:visible;mso-wrap-style:square" o:bullet="t">
         <v:imagedata r:id="rId1" o:title=""/>
       </v:shape>
     </w:pict>
   </w:numPicBullet>
   <w:numPicBullet w:numPicBulletId="1">
     <w:pict>
-      <v:shape id="Image 13" o:spid="_x0000_i1311" type="#_x0000_t75" style="width:18.15pt;height:13.15pt;visibility:visible;mso-wrap-style:square" o:bullet="t">
+      <v:shape id="_x0000_i1029" type="#_x0000_t75" style="width:18pt;height:13.5pt;visibility:visible;mso-wrap-style:square" o:bullet="t">
         <v:imagedata r:id="rId2" o:title=""/>
       </v:shape>
     </w:pict>
@@ -6075,40 +6033,40 @@
       </w:rPr>
     </w:lvl>
   </w:abstractNum>
-  <w:num w:numId="1">
+  <w:num w:numId="1" w16cid:durableId="984549405">
     <w:abstractNumId w:val="10"/>
   </w:num>
-  <w:num w:numId="2">
+  <w:num w:numId="2" w16cid:durableId="510876881">
     <w:abstractNumId w:val="5"/>
   </w:num>
-  <w:num w:numId="3">
+  <w:num w:numId="3" w16cid:durableId="1968078736">
     <w:abstractNumId w:val="4"/>
   </w:num>
-  <w:num w:numId="4">
+  <w:num w:numId="4" w16cid:durableId="508713956">
     <w:abstractNumId w:val="7"/>
   </w:num>
-  <w:num w:numId="5">
+  <w:num w:numId="5" w16cid:durableId="2075156872">
     <w:abstractNumId w:val="2"/>
   </w:num>
-  <w:num w:numId="6">
+  <w:num w:numId="6" w16cid:durableId="1175875540">
     <w:abstractNumId w:val="11"/>
   </w:num>
-  <w:num w:numId="7">
+  <w:num w:numId="7" w16cid:durableId="1131283525">
     <w:abstractNumId w:val="6"/>
   </w:num>
-  <w:num w:numId="8">
+  <w:num w:numId="8" w16cid:durableId="769204676">
     <w:abstractNumId w:val="0"/>
   </w:num>
-  <w:num w:numId="9">
+  <w:num w:numId="9" w16cid:durableId="71854278">
     <w:abstractNumId w:val="1"/>
   </w:num>
-  <w:num w:numId="10">
+  <w:num w:numId="10" w16cid:durableId="1320572451">
     <w:abstractNumId w:val="8"/>
   </w:num>
-  <w:num w:numId="11">
+  <w:num w:numId="11" w16cid:durableId="967054245">
     <w:abstractNumId w:val="9"/>
   </w:num>
-  <w:num w:numId="12">
+  <w:num w:numId="12" w16cid:durableId="239490614">
     <w:abstractNumId w:val="3"/>
   </w:num>
   <w:numIdMacAtCleanup w:val="5"/>
@@ -6116,7 +6074,7 @@
 </file>
 
 <file path=word/styles.xml><?xml version="1.0" encoding="utf-8"?>
-<w:styles xmlns:mc="http://schemas.openxmlformats.org/markup-compatibility/2006" xmlns:r="http://schemas.openxmlformats.org/officeDocument/2006/relationships" xmlns:w="http://schemas.openxmlformats.org/wordprocessingml/2006/main" xmlns:w14="http://schemas.microsoft.com/office/word/2010/wordml" xmlns:w15="http://schemas.microsoft.com/office/word/2012/wordml" xmlns:w16cex="http://schemas.microsoft.com/office/word/2018/wordml/cex" xmlns:w16cid="http://schemas.microsoft.com/office/word/2016/wordml/cid" xmlns:w16="http://schemas.microsoft.com/office/word/2018/wordml" xmlns:w16sdtdh="http://schemas.microsoft.com/office/word/2020/wordml/sdtdatahash" xmlns:w16se="http://schemas.microsoft.com/office/word/2015/wordml/symex" mc:Ignorable="w14 w15 w16se w16cid w16 w16cex w16sdtdh">
+<w:styles xmlns:mc="http://schemas.openxmlformats.org/markup-compatibility/2006" xmlns:r="http://schemas.openxmlformats.org/officeDocument/2006/relationships" xmlns:w="http://schemas.openxmlformats.org/wordprocessingml/2006/main" xmlns:w14="http://schemas.microsoft.com/office/word/2010/wordml" xmlns:w15="http://schemas.microsoft.com/office/word/2012/wordml" xmlns:w16cex="http://schemas.microsoft.com/office/word/2018/wordml/cex" xmlns:w16cid="http://schemas.microsoft.com/office/word/2016/wordml/cid" xmlns:w16="http://schemas.microsoft.com/office/word/2018/wordml" xmlns:w16du="http://schemas.microsoft.com/office/word/2023/wordml/word16du" xmlns:w16sdtdh="http://schemas.microsoft.com/office/word/2020/wordml/sdtdatahash" xmlns:w16sdtfl="http://schemas.microsoft.com/office/word/2024/wordml/sdtformatlock" xmlns:w16se="http://schemas.microsoft.com/office/word/2015/wordml/symex" mc:Ignorable="w14 w15 w16se w16cid w16 w16cex w16sdtdh w16sdtfl w16du">
   <w:docDefaults>
     <w:rPrDefault>
       <w:rPr>
@@ -7748,7 +7706,7 @@
 </file>
 
 <file path=word/glossary/document.xml><?xml version="1.0" encoding="utf-8"?>
-<w:glossaryDocument xmlns:wpc="http://schemas.microsoft.com/office/word/2010/wordprocessingCanvas" xmlns:cx="http://schemas.microsoft.com/office/drawing/2014/chartex" xmlns:cx1="http://schemas.microsoft.com/office/drawing/2015/9/8/chartex" xmlns:cx2="http://schemas.microsoft.com/office/drawing/2015/10/21/chartex" xmlns:cx3="http://schemas.microsoft.com/office/drawing/2016/5/9/chartex" xmlns:cx4="http://schemas.microsoft.com/office/drawing/2016/5/10/chartex" xmlns:cx5="http://schemas.microsoft.com/office/drawing/2016/5/11/chartex" xmlns:cx6="http://schemas.microsoft.com/office/drawing/2016/5/12/chartex" xmlns:cx7="http://schemas.microsoft.com/office/drawing/2016/5/13/chartex" xmlns:cx8="http://schemas.microsoft.com/office/drawing/2016/5/14/chartex" xmlns:mc="http://schemas.openxmlformats.org/markup-compatibility/2006" xmlns:aink="http://schemas.microsoft.com/office/drawing/2016/ink" xmlns:am3d="http://schemas.microsoft.com/office/drawing/2017/model3d" xmlns:o="urn:schemas-microsoft-com:office:office" xmlns:r="http://schemas.openxmlformats.org/officeDocument/2006/relationships" xmlns:m="http://schemas.openxmlformats.org/officeDocument/2006/math" xmlns:v="urn:schemas-microsoft-com:vml" xmlns:wp14="http://schemas.microsoft.com/office/word/2010/wordprocessingDrawing" xmlns:wp="http://schemas.openxmlformats.org/drawingml/2006/wordprocessingDrawing" xmlns:w10="urn:schemas-microsoft-com:office:word" xmlns:w="http://schemas.openxmlformats.org/wordprocessingml/2006/main" xmlns:w14="http://schemas.microsoft.com/office/word/2010/wordml" xmlns:w15="http://schemas.microsoft.com/office/word/2012/wordml" xmlns:w16cex="http://schemas.microsoft.com/office/word/2018/wordml/cex" xmlns:w16cid="http://schemas.microsoft.com/office/word/2016/wordml/cid" xmlns:w16="http://schemas.microsoft.com/office/word/2018/wordml" xmlns:w16sdtdh="http://schemas.microsoft.com/office/word/2020/wordml/sdtdatahash" xmlns:w16se="http://schemas.microsoft.com/office/word/2015/wordml/symex" xmlns:wpg="http://schemas.microsoft.com/office/word/2010/wordprocessingGroup" xmlns:wpi="http://schemas.microsoft.com/office/word/2010/wordprocessingInk" xmlns:wne="http://schemas.microsoft.com/office/word/2006/wordml" xmlns:wps="http://schemas.microsoft.com/office/word/2010/wordprocessingShape" mc:Ignorable="w14 w15 w16se w16cid w16 w16cex w16sdtdh wp14">
+<w:glossaryDocument xmlns:wpc="http://schemas.microsoft.com/office/word/2010/wordprocessingCanvas" xmlns:cx="http://schemas.microsoft.com/office/drawing/2014/chartex" xmlns:cx1="http://schemas.microsoft.com/office/drawing/2015/9/8/chartex" xmlns:cx2="http://schemas.microsoft.com/office/drawing/2015/10/21/chartex" xmlns:cx3="http://schemas.microsoft.com/office/drawing/2016/5/9/chartex" xmlns:cx4="http://schemas.microsoft.com/office/drawing/2016/5/10/chartex" xmlns:cx5="http://schemas.microsoft.com/office/drawing/2016/5/11/chartex" xmlns:cx6="http://schemas.microsoft.com/office/drawing/2016/5/12/chartex" xmlns:cx7="http://schemas.microsoft.com/office/drawing/2016/5/13/chartex" xmlns:cx8="http://schemas.microsoft.com/office/drawing/2016/5/14/chartex" xmlns:mc="http://schemas.openxmlformats.org/markup-compatibility/2006" xmlns:aink="http://schemas.microsoft.com/office/drawing/2016/ink" xmlns:am3d="http://schemas.microsoft.com/office/drawing/2017/model3d" xmlns:o="urn:schemas-microsoft-com:office:office" xmlns:oel="http://schemas.microsoft.com/office/2019/extlst" xmlns:r="http://schemas.openxmlformats.org/officeDocument/2006/relationships" xmlns:m="http://schemas.openxmlformats.org/officeDocument/2006/math" xmlns:v="urn:schemas-microsoft-com:vml" xmlns:wp14="http://schemas.microsoft.com/office/word/2010/wordprocessingDrawing" xmlns:wp="http://schemas.openxmlformats.org/drawingml/2006/wordprocessingDrawing" xmlns:w10="urn:schemas-microsoft-com:office:word" xmlns:w="http://schemas.openxmlformats.org/wordprocessingml/2006/main" xmlns:w14="http://schemas.microsoft.com/office/word/2010/wordml" xmlns:w15="http://schemas.microsoft.com/office/word/2012/wordml" xmlns:w16cex="http://schemas.microsoft.com/office/word/2018/wordml/cex" xmlns:w16cid="http://schemas.microsoft.com/office/word/2016/wordml/cid" xmlns:w16="http://schemas.microsoft.com/office/word/2018/wordml" xmlns:w16du="http://schemas.microsoft.com/office/word/2023/wordml/word16du" xmlns:w16sdtdh="http://schemas.microsoft.com/office/word/2020/wordml/sdtdatahash" xmlns:w16sdtfl="http://schemas.microsoft.com/office/word/2024/wordml/sdtformatlock" xmlns:w16se="http://schemas.microsoft.com/office/word/2015/wordml/symex" xmlns:wpg="http://schemas.microsoft.com/office/word/2010/wordprocessingGroup" xmlns:wpi="http://schemas.microsoft.com/office/word/2010/wordprocessingInk" xmlns:wne="http://schemas.microsoft.com/office/word/2006/wordml" xmlns:wps="http://schemas.microsoft.com/office/word/2010/wordprocessingShape" mc:Ignorable="w14 w15 w16se w16cid w16 w16cex w16sdtdh w16sdtfl w16du wp14">
   <w:docParts>
     <w:docPart>
       <w:docPartPr>
@@ -7842,7 +7800,7 @@
 </file>
 
 <file path=word/glossary/fontTable.xml><?xml version="1.0" encoding="utf-8"?>
-<w:fonts xmlns:mc="http://schemas.openxmlformats.org/markup-compatibility/2006" xmlns:r="http://schemas.openxmlformats.org/officeDocument/2006/relationships" xmlns:w="http://schemas.openxmlformats.org/wordprocessingml/2006/main" xmlns:w14="http://schemas.microsoft.com/office/word/2010/wordml" xmlns:w15="http://schemas.microsoft.com/office/word/2012/wordml" xmlns:w16cex="http://schemas.microsoft.com/office/word/2018/wordml/cex" xmlns:w16cid="http://schemas.microsoft.com/office/word/2016/wordml/cid" xmlns:w16="http://schemas.microsoft.com/office/word/2018/wordml" xmlns:w16sdtdh="http://schemas.microsoft.com/office/word/2020/wordml/sdtdatahash" xmlns:w16se="http://schemas.microsoft.com/office/word/2015/wordml/symex" mc:Ignorable="w14 w15 w16se w16cid w16 w16cex w16sdtdh">
+<w:fonts xmlns:mc="http://schemas.openxmlformats.org/markup-compatibility/2006" xmlns:r="http://schemas.openxmlformats.org/officeDocument/2006/relationships" xmlns:w="http://schemas.openxmlformats.org/wordprocessingml/2006/main" xmlns:w14="http://schemas.microsoft.com/office/word/2010/wordml" xmlns:w15="http://schemas.microsoft.com/office/word/2012/wordml" xmlns:w16cex="http://schemas.microsoft.com/office/word/2018/wordml/cex" xmlns:w16cid="http://schemas.microsoft.com/office/word/2016/wordml/cid" xmlns:w16="http://schemas.microsoft.com/office/word/2018/wordml" xmlns:w16du="http://schemas.microsoft.com/office/word/2023/wordml/word16du" xmlns:w16sdtdh="http://schemas.microsoft.com/office/word/2020/wordml/sdtdatahash" xmlns:w16sdtfl="http://schemas.microsoft.com/office/word/2024/wordml/sdtformatlock" xmlns:w16se="http://schemas.microsoft.com/office/word/2015/wordml/symex" mc:Ignorable="w14 w15 w16se w16cid w16 w16cex w16sdtdh w16sdtfl w16du">
   <w:font w:name="Arial">
     <w:panose1 w:val="020B0604020202020204"/>
     <w:charset w:val="00"/>
@@ -7906,18 +7864,23 @@
     <w:pitch w:val="variable"/>
     <w:sig w:usb0="00000287" w:usb1="00000800" w:usb2="00000000" w:usb3="00000000" w:csb0="0000009F" w:csb1="00000000"/>
   </w:font>
-  <w:font w:name="Calibri Light">
-    <w:panose1 w:val="020F0302020204030204"/>
+  <w:font w:name="Aptos">
     <w:charset w:val="00"/>
     <w:family w:val="swiss"/>
     <w:pitch w:val="variable"/>
-    <w:sig w:usb0="E4002EFF" w:usb1="C200247B" w:usb2="00000009" w:usb3="00000000" w:csb0="000001FF" w:csb1="00000000"/>
+    <w:sig w:usb0="20000287" w:usb1="00000003" w:usb2="00000000" w:usb3="00000000" w:csb0="0000019F" w:csb1="00000000"/>
+  </w:font>
+  <w:font w:name="Aptos Display">
+    <w:charset w:val="00"/>
+    <w:family w:val="swiss"/>
+    <w:pitch w:val="variable"/>
+    <w:sig w:usb0="20000287" w:usb1="00000003" w:usb2="00000000" w:usb3="00000000" w:csb0="0000019F" w:csb1="00000000"/>
   </w:font>
 </w:fonts>
 </file>
 
 <file path=word/glossary/settings.xml><?xml version="1.0" encoding="utf-8"?>
-<w:settings xmlns:mc="http://schemas.openxmlformats.org/markup-compatibility/2006" xmlns:o="urn:schemas-microsoft-com:office:office" xmlns:r="http://schemas.openxmlformats.org/officeDocument/2006/relationships" xmlns:m="http://schemas.openxmlformats.org/officeDocument/2006/math" xmlns:v="urn:schemas-microsoft-com:vml" xmlns:w10="urn:schemas-microsoft-com:office:word" xmlns:w="http://schemas.openxmlformats.org/wordprocessingml/2006/main" xmlns:w14="http://schemas.microsoft.com/office/word/2010/wordml" xmlns:w15="http://schemas.microsoft.com/office/word/2012/wordml" xmlns:w16cex="http://schemas.microsoft.com/office/word/2018/wordml/cex" xmlns:w16cid="http://schemas.microsoft.com/office/word/2016/wordml/cid" xmlns:w16="http://schemas.microsoft.com/office/word/2018/wordml" xmlns:w16sdtdh="http://schemas.microsoft.com/office/word/2020/wordml/sdtdatahash" xmlns:w16se="http://schemas.microsoft.com/office/word/2015/wordml/symex" xmlns:sl="http://schemas.openxmlformats.org/schemaLibrary/2006/main" mc:Ignorable="w14 w15 w16se w16cid w16 w16cex w16sdtdh">
+<w:settings xmlns:mc="http://schemas.openxmlformats.org/markup-compatibility/2006" xmlns:o="urn:schemas-microsoft-com:office:office" xmlns:r="http://schemas.openxmlformats.org/officeDocument/2006/relationships" xmlns:m="http://schemas.openxmlformats.org/officeDocument/2006/math" xmlns:v="urn:schemas-microsoft-com:vml" xmlns:w10="urn:schemas-microsoft-com:office:word" xmlns:w="http://schemas.openxmlformats.org/wordprocessingml/2006/main" xmlns:w14="http://schemas.microsoft.com/office/word/2010/wordml" xmlns:w15="http://schemas.microsoft.com/office/word/2012/wordml" xmlns:w16cex="http://schemas.microsoft.com/office/word/2018/wordml/cex" xmlns:w16cid="http://schemas.microsoft.com/office/word/2016/wordml/cid" xmlns:w16="http://schemas.microsoft.com/office/word/2018/wordml" xmlns:w16du="http://schemas.microsoft.com/office/word/2023/wordml/word16du" xmlns:w16sdtdh="http://schemas.microsoft.com/office/word/2020/wordml/sdtdatahash" xmlns:w16sdtfl="http://schemas.microsoft.com/office/word/2024/wordml/sdtformatlock" xmlns:w16se="http://schemas.microsoft.com/office/word/2015/wordml/symex" xmlns:sl="http://schemas.openxmlformats.org/schemaLibrary/2006/main" mc:Ignorable="w14 w15 w16se w16cid w16 w16cex w16sdtdh w16sdtfl w16du">
   <w:view w:val="normal"/>
   <w:defaultTabStop w:val="708"/>
   <w:hyphenationZone w:val="425"/>
@@ -7933,6 +7896,7 @@
   <w:rsids>
     <w:rsidRoot w:val="00CA38A7"/>
     <w:rsid w:val="00065F3B"/>
+    <w:rsid w:val="000C481B"/>
     <w:rsid w:val="000D4DEE"/>
     <w:rsid w:val="00162DC9"/>
     <w:rsid w:val="00297774"/>
@@ -7947,6 +7911,7 @@
     <w:rsid w:val="006C3956"/>
     <w:rsid w:val="006C48C9"/>
     <w:rsid w:val="006D3CE9"/>
+    <w:rsid w:val="007242EF"/>
     <w:rsid w:val="00757D77"/>
     <w:rsid w:val="00770502"/>
     <w:rsid w:val="00794681"/>
@@ -8000,7 +7965,7 @@
 </file>
 
 <file path=word/glossary/styles.xml><?xml version="1.0" encoding="utf-8"?>
-<w:styles xmlns:mc="http://schemas.openxmlformats.org/markup-compatibility/2006" xmlns:r="http://schemas.openxmlformats.org/officeDocument/2006/relationships" xmlns:w="http://schemas.openxmlformats.org/wordprocessingml/2006/main" xmlns:w14="http://schemas.microsoft.com/office/word/2010/wordml" xmlns:w15="http://schemas.microsoft.com/office/word/2012/wordml" xmlns:w16cex="http://schemas.microsoft.com/office/word/2018/wordml/cex" xmlns:w16cid="http://schemas.microsoft.com/office/word/2016/wordml/cid" xmlns:w16="http://schemas.microsoft.com/office/word/2018/wordml" xmlns:w16sdtdh="http://schemas.microsoft.com/office/word/2020/wordml/sdtdatahash" xmlns:w16se="http://schemas.microsoft.com/office/word/2015/wordml/symex" mc:Ignorable="w14 w15 w16se w16cid w16 w16cex w16sdtdh">
+<w:styles xmlns:mc="http://schemas.openxmlformats.org/markup-compatibility/2006" xmlns:r="http://schemas.openxmlformats.org/officeDocument/2006/relationships" xmlns:w="http://schemas.openxmlformats.org/wordprocessingml/2006/main" xmlns:w14="http://schemas.microsoft.com/office/word/2010/wordml" xmlns:w15="http://schemas.microsoft.com/office/word/2012/wordml" xmlns:w16cex="http://schemas.microsoft.com/office/word/2018/wordml/cex" xmlns:w16cid="http://schemas.microsoft.com/office/word/2016/wordml/cid" xmlns:w16="http://schemas.microsoft.com/office/word/2018/wordml" xmlns:w16du="http://schemas.microsoft.com/office/word/2023/wordml/word16du" xmlns:w16sdtdh="http://schemas.microsoft.com/office/word/2020/wordml/sdtdatahash" xmlns:w16sdtfl="http://schemas.microsoft.com/office/word/2024/wordml/sdtformatlock" xmlns:w16se="http://schemas.microsoft.com/office/word/2015/wordml/symex" mc:Ignorable="w14 w15 w16se w16cid w16 w16cex w16sdtdh w16sdtfl w16du">
   <w:docDefaults>
     <w:rPrDefault>
       <w:rPr>
@@ -8451,7 +8416,7 @@
 </file>
 
 <file path=word/glossary/webSettings.xml><?xml version="1.0" encoding="utf-8"?>
-<w:webSettings xmlns:mc="http://schemas.openxmlformats.org/markup-compatibility/2006" xmlns:r="http://schemas.openxmlformats.org/officeDocument/2006/relationships" xmlns:w="http://schemas.openxmlformats.org/wordprocessingml/2006/main" xmlns:w14="http://schemas.microsoft.com/office/word/2010/wordml" xmlns:w15="http://schemas.microsoft.com/office/word/2012/wordml" xmlns:w16cex="http://schemas.microsoft.com/office/word/2018/wordml/cex" xmlns:w16cid="http://schemas.microsoft.com/office/word/2016/wordml/cid" xmlns:w16="http://schemas.microsoft.com/office/word/2018/wordml" xmlns:w16sdtdh="http://schemas.microsoft.com/office/word/2020/wordml/sdtdatahash" xmlns:w16se="http://schemas.microsoft.com/office/word/2015/wordml/symex" mc:Ignorable="w14 w15 w16se w16cid w16 w16cex w16sdtdh">
+<w:webSettings xmlns:mc="http://schemas.openxmlformats.org/markup-compatibility/2006" xmlns:r="http://schemas.openxmlformats.org/officeDocument/2006/relationships" xmlns:w="http://schemas.openxmlformats.org/wordprocessingml/2006/main" xmlns:w14="http://schemas.microsoft.com/office/word/2010/wordml" xmlns:w15="http://schemas.microsoft.com/office/word/2012/wordml" xmlns:w16cex="http://schemas.microsoft.com/office/word/2018/wordml/cex" xmlns:w16cid="http://schemas.microsoft.com/office/word/2016/wordml/cid" xmlns:w16="http://schemas.microsoft.com/office/word/2018/wordml" xmlns:w16du="http://schemas.microsoft.com/office/word/2023/wordml/word16du" xmlns:w16sdtdh="http://schemas.microsoft.com/office/word/2020/wordml/sdtdatahash" xmlns:w16sdtfl="http://schemas.microsoft.com/office/word/2024/wordml/sdtformatlock" xmlns:w16se="http://schemas.microsoft.com/office/word/2015/wordml/symex" mc:Ignorable="w14 w15 w16se w16cid w16 w16cex w16sdtdh w16sdtfl w16du">
   <w:optimizeForBrowser/>
   <w:allowPNG/>
 </w:webSettings>
@@ -8743,6 +8708,10 @@
 </file>
 
 <file path=customXml/item1.xml><?xml version="1.0" encoding="utf-8"?>
+<b:Sources xmlns:b="http://schemas.openxmlformats.org/officeDocument/2006/bibliography" xmlns="http://schemas.openxmlformats.org/officeDocument/2006/bibliography" SelectedStyle="\APA.XSL" StyleName="APA"/>
+</file>
+
+<file path=customXml/item2.xml><?xml version="1.0" encoding="utf-8"?>
 <p:properties xmlns:p="http://schemas.microsoft.com/office/2006/metadata/properties" xmlns:xsi="http://www.w3.org/2001/XMLSchema-instance" xmlns:pc="http://schemas.microsoft.com/office/infopath/2007/PartnerControls">
   <documentManagement>
     <lcf76f155ced4ddcb4097134ff3c332f xmlns="b295003c-aa87-407e-9024-fdee4e88f6fa">
@@ -8752,11 +8721,16 @@
 </p:properties>
 </file>
 
-<file path=customXml/item2.xml><?xml version="1.0" encoding="utf-8"?>
-<b:Sources xmlns:b="http://schemas.openxmlformats.org/officeDocument/2006/bibliography" xmlns="http://schemas.openxmlformats.org/officeDocument/2006/bibliography" SelectedStyle="\APA.XSL" StyleName="APA"/>
+<file path=customXml/item3.xml><?xml version="1.0" encoding="utf-8"?>
+<?mso-contentType ?>
+<FormTemplates xmlns="http://schemas.microsoft.com/sharepoint/v3/contenttype/forms">
+  <Display>DocumentLibraryForm</Display>
+  <Edit>DocumentLibraryForm</Edit>
+  <New>DocumentLibraryForm</New>
+</FormTemplates>
 </file>
 
-<file path=customXml/item3.xml><?xml version="1.0" encoding="utf-8"?>
+<file path=customXml/item4.xml><?xml version="1.0" encoding="utf-8"?>
 <ct:contentTypeSchema xmlns:ct="http://schemas.microsoft.com/office/2006/metadata/contentType" xmlns:ma="http://schemas.microsoft.com/office/2006/metadata/properties/metaAttributes" ct:_="" ma:_="" ma:contentTypeName="Document" ma:contentTypeID="0x010100A3FA4CB5114F4B43B99F0B6DC8751D90" ma:contentTypeVersion="10" ma:contentTypeDescription="Crée un document." ma:contentTypeScope="" ma:versionID="501205be520febb413c56432ff8e6df1">
   <xsd:schema xmlns:xsd="http://www.w3.org/2001/XMLSchema" xmlns:xs="http://www.w3.org/2001/XMLSchema" xmlns:p="http://schemas.microsoft.com/office/2006/metadata/properties" xmlns:ns2="b295003c-aa87-407e-9024-fdee4e88f6fa" targetNamespace="http://schemas.microsoft.com/office/2006/metadata/properties" ma:root="true" ma:fieldsID="0378f5bf275aa5e8e5bb75b38d3da7db" ns2:_="">
     <xsd:import namespace="b295003c-aa87-407e-9024-fdee4e88f6fa"/>
@@ -8934,16 +8908,15 @@
 </ct:contentTypeSchema>
 </file>
 
-<file path=customXml/item4.xml><?xml version="1.0" encoding="utf-8"?>
-<?mso-contentType ?>
-<FormTemplates xmlns="http://schemas.microsoft.com/sharepoint/v3/contenttype/forms">
-  <Display>DocumentLibraryForm</Display>
-  <Edit>DocumentLibraryForm</Edit>
-  <New>DocumentLibraryForm</New>
-</FormTemplates>
+<file path=customXml/itemProps1.xml><?xml version="1.0" encoding="utf-8"?>
+<ds:datastoreItem xmlns:ds="http://schemas.openxmlformats.org/officeDocument/2006/customXml" ds:itemID="{0FF0F878-5F0F-460C-9013-40E72731A637}">
+  <ds:schemaRefs>
+    <ds:schemaRef ds:uri="http://schemas.openxmlformats.org/officeDocument/2006/bibliography"/>
+  </ds:schemaRefs>
+</ds:datastoreItem>
 </file>
 
-<file path=customXml/itemProps1.xml><?xml version="1.0" encoding="utf-8"?>
+<file path=customXml/itemProps2.xml><?xml version="1.0" encoding="utf-8"?>
 <ds:datastoreItem xmlns:ds="http://schemas.openxmlformats.org/officeDocument/2006/customXml" ds:itemID="{1159403A-C237-488E-8C5E-DABF9FCE7043}">
   <ds:schemaRefs>
     <ds:schemaRef ds:uri="http://schemas.microsoft.com/office/2006/metadata/properties"/>
@@ -8953,15 +8926,15 @@
 </ds:datastoreItem>
 </file>
 
-<file path=customXml/itemProps2.xml><?xml version="1.0" encoding="utf-8"?>
-<ds:datastoreItem xmlns:ds="http://schemas.openxmlformats.org/officeDocument/2006/customXml" ds:itemID="{0FF0F878-5F0F-460C-9013-40E72731A637}">
+<file path=customXml/itemProps3.xml><?xml version="1.0" encoding="utf-8"?>
+<ds:datastoreItem xmlns:ds="http://schemas.openxmlformats.org/officeDocument/2006/customXml" ds:itemID="{EEE2973D-7DD7-4773-855D-5CAD81242BDE}">
   <ds:schemaRefs>
-    <ds:schemaRef ds:uri="http://schemas.openxmlformats.org/officeDocument/2006/bibliography"/>
+    <ds:schemaRef ds:uri="http://schemas.microsoft.com/sharepoint/v3/contenttype/forms"/>
   </ds:schemaRefs>
 </ds:datastoreItem>
 </file>
 
-<file path=customXml/itemProps3.xml><?xml version="1.0" encoding="utf-8"?>
+<file path=customXml/itemProps4.xml><?xml version="1.0" encoding="utf-8"?>
 <ds:datastoreItem xmlns:ds="http://schemas.openxmlformats.org/officeDocument/2006/customXml" ds:itemID="{0B65258C-9CEC-414A-989C-54F659AC270E}">
   <ds:schemaRefs>
     <ds:schemaRef ds:uri="http://schemas.microsoft.com/office/2006/metadata/contentType"/>
@@ -8977,12 +8950,4 @@
     <ds:schemaRef ds:uri="http://schemas.microsoft.com/internal/obd"/>
   </ds:schemaRefs>
 </ds:datastoreItem>
-</file>
-
-<file path=customXml/itemProps4.xml><?xml version="1.0" encoding="utf-8"?>
-<ds:datastoreItem xmlns:ds="http://schemas.openxmlformats.org/officeDocument/2006/customXml" ds:itemID="{EEE2973D-7DD7-4773-855D-5CAD81242BDE}">
-  <ds:schemaRefs>
-    <ds:schemaRef ds:uri="http://schemas.microsoft.com/sharepoint/v3/contenttype/forms"/>
-  </ds:schemaRefs>
-</ds:datastoreItem>
 </file>